--- a/Backend/Director_Disclosure/Output_Disclosures/2024-25/ADANI_POWER_LIMITED/DIR-8/DIR8_Mukesh_Mahendrabhai_Shah_00084402.docx
+++ b/Backend/Director_Disclosure/Output_Disclosures/2024-25/ADANI_POWER_LIMITED/DIR-8/DIR8_Mukesh_Mahendrabhai_Shah_00084402.docx
@@ -189,7 +189,7 @@
           <w:b w:val="0"/>
           <w:sz w:val="23"/>
         </w:rPr>
-        <w:t>I, Mukesh Mahendrabhai Shah, son/daughter of Mr. {{FATHER_NAME}}, resident of PMC Shah, Liberty house, Navrangpura, Ahmedabad - 380 009, Gujarat, India, India hereby give notice that I am/was a Director in the following companies during the last three years:-</w:t>
+        <w:t>I, MUKESH MAHENDRABHAI SHAH, son/daughter of Mr. {{FATHER_NAME}}, resident of PMC Shah, Liberty house, Navrangpura, Ahmedabad - 380 009, Gujarat, India, India hereby give notice that I am/was a Director in the following companies during the last three years:-</w:t>
       </w:r>
     </w:p>
     <w:p>
@@ -340,7 +340,7 @@
                 <w:b w:val="0"/>
                 <w:sz w:val="23"/>
               </w:rPr>
-              <w:t>ADANI SOLAR ENERGY KUTCHH ONE LIMITED</w:t>
+              <w:t>ADANI SOLAR ENERGY KUTCHH TWO PRIVATE LIMITED</w:t>
             </w:r>
           </w:p>
         </w:tc>
@@ -410,7 +410,7 @@
                 <w:b w:val="0"/>
                 <w:sz w:val="23"/>
               </w:rPr>
-              <w:t>ADANI SOLAR ENERGY FOUR LIMITED</w:t>
+              <w:t>ADANI SOLAR ENERGY AP SIX PRIVATE LIMITED</w:t>
             </w:r>
           </w:p>
         </w:tc>
@@ -480,7 +480,7 @@
                 <w:b w:val="0"/>
                 <w:sz w:val="23"/>
               </w:rPr>
-              <w:t>ADANI SOLAR ENERGY AP SIX PRIVATE LIMITED</w:t>
+              <w:t>ADANI SOLAR ENERGY FOUR LIMITED</w:t>
             </w:r>
           </w:p>
         </w:tc>
@@ -550,7 +550,7 @@
                 <w:b w:val="0"/>
                 <w:sz w:val="23"/>
               </w:rPr>
-              <w:t>ADANI SOLAR ENERGY KUTCHH TWO PRIVATE LIMITED</w:t>
+              <w:t>SURAJKIRAN SOLAR TECHNOLOGIES LIMITED</w:t>
             </w:r>
           </w:p>
         </w:tc>
@@ -620,6 +620,76 @@
                 <w:b w:val="0"/>
                 <w:sz w:val="23"/>
               </w:rPr>
+              <w:t>ADANI SOLAR ENERGY KUTCHH ONE LIMITED</w:t>
+            </w:r>
+          </w:p>
+        </w:tc>
+        <w:tc>
+          <w:tcPr>
+            <w:tcW w:type="dxa" w:w="2610"/>
+          </w:tcPr>
+          <w:p>
+            <w:pPr>
+              <w:spacing w:after="0"/>
+              <w:jc w:val="center"/>
+            </w:pPr>
+            <w:r>
+              <w:rPr>
+                <w:rFonts w:ascii="Adani" w:hAnsi="Adani" w:eastAsia="Adani" w:cs="Adani"/>
+                <w:b w:val="0"/>
+                <w:sz w:val="23"/>
+              </w:rPr>
+              <w:t>10/03/2022</w:t>
+            </w:r>
+          </w:p>
+        </w:tc>
+        <w:tc>
+          <w:tcPr>
+            <w:tcW w:type="dxa" w:w="2250"/>
+          </w:tcPr>
+          <w:p>
+            <w:pPr>
+              <w:spacing w:after="0"/>
+              <w:jc w:val="center"/>
+            </w:pPr>
+          </w:p>
+        </w:tc>
+      </w:tr>
+      <w:tr>
+        <w:tc>
+          <w:tcPr>
+            <w:tcW w:type="dxa" w:w="636"/>
+          </w:tcPr>
+          <w:p>
+            <w:pPr>
+              <w:spacing w:after="0"/>
+              <w:ind w:left="360"/>
+            </w:pPr>
+            <w:r>
+              <w:rPr>
+                <w:rFonts w:ascii="Adani" w:hAnsi="Adani" w:eastAsia="Adani" w:cs="Adani"/>
+                <w:b w:val="0"/>
+                <w:sz w:val="23"/>
+              </w:rPr>
+              <w:t>6</w:t>
+            </w:r>
+          </w:p>
+        </w:tc>
+        <w:tc>
+          <w:tcPr>
+            <w:tcW w:type="dxa" w:w="3864"/>
+          </w:tcPr>
+          <w:p>
+            <w:pPr>
+              <w:spacing w:after="0"/>
+              <w:jc w:val="both"/>
+            </w:pPr>
+            <w:r>
+              <w:rPr>
+                <w:rFonts w:ascii="Adani" w:hAnsi="Adani" w:eastAsia="Adani" w:cs="Adani"/>
+                <w:b w:val="0"/>
+                <w:sz w:val="23"/>
+              </w:rPr>
               <w:t>ADANI POWER RAJASTHAN LIMITED</w:t>
             </w:r>
           </w:p>
@@ -671,7 +741,147 @@
                 <w:b w:val="0"/>
                 <w:sz w:val="23"/>
               </w:rPr>
-              <w:t>6</w:t>
+              <w:t>7</w:t>
+            </w:r>
+          </w:p>
+        </w:tc>
+        <w:tc>
+          <w:tcPr>
+            <w:tcW w:type="dxa" w:w="3864"/>
+          </w:tcPr>
+          <w:p>
+            <w:pPr>
+              <w:spacing w:after="0"/>
+              <w:jc w:val="both"/>
+            </w:pPr>
+            <w:r>
+              <w:rPr>
+                <w:rFonts w:ascii="Adani" w:hAnsi="Adani" w:eastAsia="Adani" w:cs="Adani"/>
+                <w:b w:val="0"/>
+                <w:sz w:val="23"/>
+              </w:rPr>
+              <w:t>INSPIRON ENGINEERING PRIVATE LIMITED</w:t>
+            </w:r>
+          </w:p>
+        </w:tc>
+        <w:tc>
+          <w:tcPr>
+            <w:tcW w:type="dxa" w:w="2610"/>
+          </w:tcPr>
+          <w:p>
+            <w:pPr>
+              <w:spacing w:after="0"/>
+              <w:jc w:val="center"/>
+            </w:pPr>
+            <w:r>
+              <w:rPr>
+                <w:rFonts w:ascii="Adani" w:hAnsi="Adani" w:eastAsia="Adani" w:cs="Adani"/>
+                <w:b w:val="0"/>
+                <w:sz w:val="23"/>
+              </w:rPr>
+              <w:t>16/05/2019</w:t>
+            </w:r>
+          </w:p>
+        </w:tc>
+        <w:tc>
+          <w:tcPr>
+            <w:tcW w:type="dxa" w:w="2250"/>
+          </w:tcPr>
+          <w:p>
+            <w:pPr>
+              <w:spacing w:after="0"/>
+              <w:jc w:val="center"/>
+            </w:pPr>
+          </w:p>
+        </w:tc>
+      </w:tr>
+      <w:tr>
+        <w:tc>
+          <w:tcPr>
+            <w:tcW w:type="dxa" w:w="636"/>
+          </w:tcPr>
+          <w:p>
+            <w:pPr>
+              <w:spacing w:after="0"/>
+              <w:ind w:left="360"/>
+            </w:pPr>
+            <w:r>
+              <w:rPr>
+                <w:rFonts w:ascii="Adani" w:hAnsi="Adani" w:eastAsia="Adani" w:cs="Adani"/>
+                <w:b w:val="0"/>
+                <w:sz w:val="23"/>
+              </w:rPr>
+              <w:t>8</w:t>
+            </w:r>
+          </w:p>
+        </w:tc>
+        <w:tc>
+          <w:tcPr>
+            <w:tcW w:type="dxa" w:w="3864"/>
+          </w:tcPr>
+          <w:p>
+            <w:pPr>
+              <w:spacing w:after="0"/>
+              <w:jc w:val="both"/>
+            </w:pPr>
+            <w:r>
+              <w:rPr>
+                <w:rFonts w:ascii="Adani" w:hAnsi="Adani" w:eastAsia="Adani" w:cs="Adani"/>
+                <w:b w:val="0"/>
+                <w:sz w:val="23"/>
+              </w:rPr>
+              <w:t>ASIAN GRANITO INDIA LIMITED</w:t>
+            </w:r>
+          </w:p>
+        </w:tc>
+        <w:tc>
+          <w:tcPr>
+            <w:tcW w:type="dxa" w:w="2610"/>
+          </w:tcPr>
+          <w:p>
+            <w:pPr>
+              <w:spacing w:after="0"/>
+              <w:jc w:val="center"/>
+            </w:pPr>
+            <w:r>
+              <w:rPr>
+                <w:rFonts w:ascii="Adani" w:hAnsi="Adani" w:eastAsia="Adani" w:cs="Adani"/>
+                <w:b w:val="0"/>
+                <w:sz w:val="23"/>
+              </w:rPr>
+              <w:t>14/11/2018</w:t>
+            </w:r>
+          </w:p>
+        </w:tc>
+        <w:tc>
+          <w:tcPr>
+            <w:tcW w:type="dxa" w:w="2250"/>
+          </w:tcPr>
+          <w:p>
+            <w:pPr>
+              <w:spacing w:after="0"/>
+              <w:jc w:val="center"/>
+            </w:pPr>
+          </w:p>
+        </w:tc>
+      </w:tr>
+      <w:tr>
+        <w:tc>
+          <w:tcPr>
+            <w:tcW w:type="dxa" w:w="636"/>
+          </w:tcPr>
+          <w:p>
+            <w:pPr>
+              <w:spacing w:after="0"/>
+              <w:ind w:left="360"/>
+            </w:pPr>
+            <w:r>
+              <w:rPr>
+                <w:rFonts w:ascii="Adani" w:hAnsi="Adani" w:eastAsia="Adani" w:cs="Adani"/>
+                <w:b w:val="0"/>
+                <w:sz w:val="23"/>
+              </w:rPr>
+              <w:t>9</w:t>
             </w:r>
           </w:p>
         </w:tc>
@@ -741,77 +951,7 @@
                 <w:b w:val="0"/>
                 <w:sz w:val="23"/>
               </w:rPr>
-              <w:t>7</w:t>
-            </w:r>
-          </w:p>
-        </w:tc>
-        <w:tc>
-          <w:tcPr>
-            <w:tcW w:type="dxa" w:w="3864"/>
-          </w:tcPr>
-          <w:p>
-            <w:pPr>
-              <w:spacing w:after="0"/>
-              <w:jc w:val="both"/>
-            </w:pPr>
-            <w:r>
-              <w:rPr>
-                <w:rFonts w:ascii="Adani" w:hAnsi="Adani" w:eastAsia="Adani" w:cs="Adani"/>
-                <w:b w:val="0"/>
-                <w:sz w:val="23"/>
-              </w:rPr>
-              <w:t>ADANI POWER LIMITED</w:t>
-            </w:r>
-          </w:p>
-        </w:tc>
-        <w:tc>
-          <w:tcPr>
-            <w:tcW w:type="dxa" w:w="2610"/>
-          </w:tcPr>
-          <w:p>
-            <w:pPr>
-              <w:spacing w:after="0"/>
-              <w:jc w:val="center"/>
-            </w:pPr>
-            <w:r>
-              <w:rPr>
-                <w:rFonts w:ascii="Adani" w:hAnsi="Adani" w:eastAsia="Adani" w:cs="Adani"/>
-                <w:b w:val="0"/>
-                <w:sz w:val="23"/>
-              </w:rPr>
-              <w:t>31/03/2018</w:t>
-            </w:r>
-          </w:p>
-        </w:tc>
-        <w:tc>
-          <w:tcPr>
-            <w:tcW w:type="dxa" w:w="2250"/>
-          </w:tcPr>
-          <w:p>
-            <w:pPr>
-              <w:spacing w:after="0"/>
-              <w:jc w:val="center"/>
-            </w:pPr>
-          </w:p>
-        </w:tc>
-      </w:tr>
-      <w:tr>
-        <w:tc>
-          <w:tcPr>
-            <w:tcW w:type="dxa" w:w="636"/>
-          </w:tcPr>
-          <w:p>
-            <w:pPr>
-              <w:spacing w:after="0"/>
-              <w:ind w:left="360"/>
-            </w:pPr>
-            <w:r>
-              <w:rPr>
-                <w:rFonts w:ascii="Adani" w:hAnsi="Adani" w:eastAsia="Adani" w:cs="Adani"/>
-                <w:b w:val="0"/>
-                <w:sz w:val="23"/>
-              </w:rPr>
-              <w:t>8</w:t>
+              <w:t>10</w:t>
             </w:r>
           </w:p>
         </w:tc>
@@ -850,6 +990,216 @@
                 <w:sz w:val="23"/>
               </w:rPr>
               <w:t>08/01/2018</w:t>
+            </w:r>
+          </w:p>
+        </w:tc>
+        <w:tc>
+          <w:tcPr>
+            <w:tcW w:type="dxa" w:w="2250"/>
+          </w:tcPr>
+          <w:p>
+            <w:pPr>
+              <w:spacing w:after="0"/>
+              <w:jc w:val="center"/>
+            </w:pPr>
+          </w:p>
+        </w:tc>
+      </w:tr>
+      <w:tr>
+        <w:tc>
+          <w:tcPr>
+            <w:tcW w:type="dxa" w:w="636"/>
+          </w:tcPr>
+          <w:p>
+            <w:pPr>
+              <w:spacing w:after="0"/>
+              <w:ind w:left="360"/>
+            </w:pPr>
+            <w:r>
+              <w:rPr>
+                <w:rFonts w:ascii="Adani" w:hAnsi="Adani" w:eastAsia="Adani" w:cs="Adani"/>
+                <w:b w:val="0"/>
+                <w:sz w:val="23"/>
+              </w:rPr>
+              <w:t>11</w:t>
+            </w:r>
+          </w:p>
+        </w:tc>
+        <w:tc>
+          <w:tcPr>
+            <w:tcW w:type="dxa" w:w="3864"/>
+          </w:tcPr>
+          <w:p>
+            <w:pPr>
+              <w:spacing w:after="0"/>
+              <w:jc w:val="both"/>
+            </w:pPr>
+            <w:r>
+              <w:rPr>
+                <w:rFonts w:ascii="Adani" w:hAnsi="Adani" w:eastAsia="Adani" w:cs="Adani"/>
+                <w:b w:val="0"/>
+                <w:sz w:val="23"/>
+              </w:rPr>
+              <w:t>VINPACK AGRO PRIVATE LIMITED</w:t>
+            </w:r>
+          </w:p>
+        </w:tc>
+        <w:tc>
+          <w:tcPr>
+            <w:tcW w:type="dxa" w:w="2610"/>
+          </w:tcPr>
+          <w:p>
+            <w:pPr>
+              <w:spacing w:after="0"/>
+              <w:jc w:val="center"/>
+            </w:pPr>
+            <w:r>
+              <w:rPr>
+                <w:rFonts w:ascii="Adani" w:hAnsi="Adani" w:eastAsia="Adani" w:cs="Adani"/>
+                <w:b w:val="0"/>
+                <w:sz w:val="23"/>
+              </w:rPr>
+              <w:t>10/12/1998</w:t>
+            </w:r>
+          </w:p>
+        </w:tc>
+        <w:tc>
+          <w:tcPr>
+            <w:tcW w:type="dxa" w:w="2250"/>
+          </w:tcPr>
+          <w:p>
+            <w:pPr>
+              <w:spacing w:after="0"/>
+              <w:jc w:val="center"/>
+            </w:pPr>
+          </w:p>
+        </w:tc>
+      </w:tr>
+      <w:tr>
+        <w:tc>
+          <w:tcPr>
+            <w:tcW w:type="dxa" w:w="636"/>
+          </w:tcPr>
+          <w:p>
+            <w:pPr>
+              <w:spacing w:after="0"/>
+              <w:ind w:left="360"/>
+            </w:pPr>
+            <w:r>
+              <w:rPr>
+                <w:rFonts w:ascii="Adani" w:hAnsi="Adani" w:eastAsia="Adani" w:cs="Adani"/>
+                <w:b w:val="0"/>
+                <w:sz w:val="23"/>
+              </w:rPr>
+              <w:t>12</w:t>
+            </w:r>
+          </w:p>
+        </w:tc>
+        <w:tc>
+          <w:tcPr>
+            <w:tcW w:type="dxa" w:w="3864"/>
+          </w:tcPr>
+          <w:p>
+            <w:pPr>
+              <w:spacing w:after="0"/>
+              <w:jc w:val="both"/>
+            </w:pPr>
+            <w:r>
+              <w:rPr>
+                <w:rFonts w:ascii="Adani" w:hAnsi="Adani" w:eastAsia="Adani" w:cs="Adani"/>
+                <w:b w:val="0"/>
+                <w:sz w:val="23"/>
+              </w:rPr>
+              <w:t>VINPACK (INDIA) PRIVATE LIMITED</w:t>
+            </w:r>
+          </w:p>
+        </w:tc>
+        <w:tc>
+          <w:tcPr>
+            <w:tcW w:type="dxa" w:w="2610"/>
+          </w:tcPr>
+          <w:p>
+            <w:pPr>
+              <w:spacing w:after="0"/>
+              <w:jc w:val="center"/>
+            </w:pPr>
+            <w:r>
+              <w:rPr>
+                <w:rFonts w:ascii="Adani" w:hAnsi="Adani" w:eastAsia="Adani" w:cs="Adani"/>
+                <w:b w:val="0"/>
+                <w:sz w:val="23"/>
+              </w:rPr>
+              <w:t>23/10/1998</w:t>
+            </w:r>
+          </w:p>
+        </w:tc>
+        <w:tc>
+          <w:tcPr>
+            <w:tcW w:type="dxa" w:w="2250"/>
+          </w:tcPr>
+          <w:p>
+            <w:pPr>
+              <w:spacing w:after="0"/>
+              <w:jc w:val="center"/>
+            </w:pPr>
+          </w:p>
+        </w:tc>
+      </w:tr>
+      <w:tr>
+        <w:tc>
+          <w:tcPr>
+            <w:tcW w:type="dxa" w:w="636"/>
+          </w:tcPr>
+          <w:p>
+            <w:pPr>
+              <w:spacing w:after="0"/>
+              <w:ind w:left="360"/>
+            </w:pPr>
+            <w:r>
+              <w:rPr>
+                <w:rFonts w:ascii="Adani" w:hAnsi="Adani" w:eastAsia="Adani" w:cs="Adani"/>
+                <w:b w:val="0"/>
+                <w:sz w:val="23"/>
+              </w:rPr>
+              <w:t>13</w:t>
+            </w:r>
+          </w:p>
+        </w:tc>
+        <w:tc>
+          <w:tcPr>
+            <w:tcW w:type="dxa" w:w="3864"/>
+          </w:tcPr>
+          <w:p>
+            <w:pPr>
+              <w:spacing w:after="0"/>
+              <w:jc w:val="both"/>
+            </w:pPr>
+            <w:r>
+              <w:rPr>
+                <w:rFonts w:ascii="Adani" w:hAnsi="Adani" w:eastAsia="Adani" w:cs="Adani"/>
+                <w:b w:val="0"/>
+                <w:sz w:val="23"/>
+              </w:rPr>
+              <w:t>AAJKAL INVESTMENTS PRIVATE LIMITED</w:t>
+            </w:r>
+          </w:p>
+        </w:tc>
+        <w:tc>
+          <w:tcPr>
+            <w:tcW w:type="dxa" w:w="2610"/>
+          </w:tcPr>
+          <w:p>
+            <w:pPr>
+              <w:spacing w:after="0"/>
+              <w:jc w:val="center"/>
+            </w:pPr>
+            <w:r>
+              <w:rPr>
+                <w:rFonts w:ascii="Adani" w:hAnsi="Adani" w:eastAsia="Adani" w:cs="Adani"/>
+                <w:b w:val="0"/>
+                <w:sz w:val="23"/>
+              </w:rPr>
+              <w:t>27/10/1986</w:t>
             </w:r>
           </w:p>
         </w:tc>
@@ -921,7 +1271,7 @@
         </w:rPr>
         <w:t xml:space="preserve">Name           </w:t>
         <w:tab/>
-        <w:t xml:space="preserve">:  Mukesh Mahendrabhai Shah</w:t>
+        <w:t xml:space="preserve">:  MUKESH MAHENDRABHAI SHAH</w:t>
       </w:r>
     </w:p>
     <w:p>
@@ -965,7 +1315,7 @@
           <w:b w:val="0"/>
           <w:sz w:val="23"/>
         </w:rPr>
-        <w:t xml:space="preserve">Date: 04th May, 2026</w:t>
+        <w:t xml:space="preserve">Date: 15th May, 2026</w:t>
         <w:tab/>
       </w:r>
     </w:p>
